--- a/docs/reports/实验一_Web框架搭建.docx
+++ b/docs/reports/实验一_Web框架搭建.docx
@@ -3523,7 +3523,7 @@
                 <w:sz w:val="17"/>
                 <w:szCs w:val="17"/>
               </w:rPr>
-              <w:t xml:space="preserve">    &lt;figcaption&gt;词汇学习的目标流程；当前仅完成基础页面，学习业务后续实现。&lt;/figcaption&gt;</w:t>
+              <w:t xml:space="preserve">    &lt;figcaption&gt;词汇学习流程示意&lt;/figcaption&gt;</w:t>
             </w:r>
           </w:p>
           <w:p>

--- a/docs/reports/实验一_Web框架搭建.docx
+++ b/docs/reports/实验一_Web框架搭建.docx
@@ -4900,8 +4900,8 @@
             <w:r>
               <w:drawing>
                 <wp:inline distT="0" distB="0" distL="0" distR="0">
-                  <wp:extent cx="5016500" cy="2486627"/>
-                  <wp:docPr id="5001" name="home.png"/>
+                  <wp:extent cx="5016500" cy="3902837"/>
+                  <wp:docPr id="5001" name="chrome-home.png"/>
                   <wp:cNvGraphicFramePr>
                     <a:graphicFrameLocks xmlns:a="http://schemas.openxmlformats.org/drawingml/2006/main" noChangeAspect="1"/>
                   </wp:cNvGraphicFramePr>
@@ -4909,7 +4909,7 @@
                     <a:graphicData uri="http://schemas.openxmlformats.org/drawingml/2006/picture">
                       <pic:pic xmlns:pic="http://schemas.openxmlformats.org/drawingml/2006/picture">
                         <pic:nvPicPr>
-                          <pic:cNvPr id="5001" name="home.png"/>
+                          <pic:cNvPr id="5001" name="chrome-home.png"/>
                           <pic:cNvPicPr/>
                         </pic:nvPicPr>
                         <pic:blipFill>
@@ -4921,7 +4921,7 @@
                         <pic:spPr>
                           <a:xfrm>
                             <a:off x="0" y="0"/>
-                            <a:ext cx="5016500" cy="2486627"/>
+                            <a:ext cx="5016500" cy="3902837"/>
                           </a:xfrm>
                           <a:prstGeom prst="rect">
                             <a:avLst/>
@@ -4959,7 +4959,7 @@
                 <w:sz w:val="21"/>
                 <w:szCs w:val="21"/>
               </w:rPr>
-              <w:t xml:space="preserve">图 1  首页（Mac Chrome 经 SSH 隧道访问，网页视口截图）</w:t>
+              <w:t xml:space="preserve">图 1  首页（Mac Chrome 经 SSH 隧道访问，含地址栏）</w:t>
             </w:r>
           </w:p>
           <w:p>
@@ -4978,8 +4978,8 @@
             <w:r>
               <w:drawing>
                 <wp:inline distT="0" distB="0" distL="0" distR="0">
-                  <wp:extent cx="5016500" cy="2486627"/>
-                  <wp:docPr id="5002" name="hello.png"/>
+                  <wp:extent cx="5016500" cy="3709701"/>
+                  <wp:docPr id="5002" name="chrome-lab-hello.png"/>
                   <wp:cNvGraphicFramePr>
                     <a:graphicFrameLocks xmlns:a="http://schemas.openxmlformats.org/drawingml/2006/main" noChangeAspect="1"/>
                   </wp:cNvGraphicFramePr>
@@ -4987,7 +4987,7 @@
                     <a:graphicData uri="http://schemas.openxmlformats.org/drawingml/2006/picture">
                       <pic:pic xmlns:pic="http://schemas.openxmlformats.org/drawingml/2006/picture">
                         <pic:nvPicPr>
-                          <pic:cNvPr id="5002" name="hello.png"/>
+                          <pic:cNvPr id="5002" name="chrome-lab-hello.png"/>
                           <pic:cNvPicPr/>
                         </pic:nvPicPr>
                         <pic:blipFill>
@@ -4999,7 +4999,7 @@
                         <pic:spPr>
                           <a:xfrm>
                             <a:off x="0" y="0"/>
-                            <a:ext cx="5016500" cy="2486627"/>
+                            <a:ext cx="5016500" cy="3709701"/>
                           </a:xfrm>
                           <a:prstGeom prst="rect">
                             <a:avLst/>

--- a/docs/reports/实验一_Web框架搭建.docx
+++ b/docs/reports/实验一_Web框架搭建.docx
@@ -4113,6 +4113,30 @@
                 <w:szCs w:val="17"/>
               </w:rPr>
               <w:t xml:space="preserve">    app.register_blueprint(examples_bp)</w:t>
+            </w:r>
+          </w:p>
+          <w:p>
+            <w:pPr>
+              <w:pStyle w:val="Normal"/>
+              <w:widowControl/>
+              <w:spacing w:before="0" w:after="0" w:lineRule="auto" w:line="240"/>
+              <w:shd w:val="clear" w:color="auto" w:fill="F2F2F2"/>
+              <w:jc w:val="start"/>
+              <w:rPr>
+                <w:b w:val="0"/>
+                <w:sz w:val="17"/>
+                <w:szCs w:val="17"/>
+              </w:rPr>
+            </w:pPr>
+            <w:r>
+              <w:rPr>
+                <w:rFonts w:ascii="Courier New" w:hAnsi="Courier New" w:eastAsia="宋体" w:cs="Courier New"/>
+                <w:b w:val="0"/>
+                <w:bCs w:val="0"/>
+                <w:sz w:val="17"/>
+                <w:szCs w:val="17"/>
+              </w:rPr>
+              <w:t xml:space="preserve">    app.register_blueprint(insights_bp)</w:t>
             </w:r>
           </w:p>
           <w:p>
